--- a/documentation/Siyka_project_summary_ Сийка_2026.docx
+++ b/documentation/Siyka_project_summary_ Сийка_2026.docx
@@ -12,8 +12,6 @@
           <w:szCs w:val="24"/>
         </w:rPr>
       </w:pPr>
-      <w:bookmarkStart w:id="0" w:name="_GoBack"/>
-      <w:bookmarkEnd w:id="0"/>
     </w:p>
     <w:tbl>
       <w:tblPr>
@@ -4154,8 +4152,8 @@
                 <w:szCs w:val="24"/>
               </w:rPr>
             </w:pPr>
-            <w:bookmarkStart w:id="1" w:name="_Hlk220419366"/>
-            <w:bookmarkStart w:id="2" w:name="_Hlk220419305"/>
+            <w:bookmarkStart w:id="0" w:name="_Hlk220419366"/>
+            <w:bookmarkStart w:id="1" w:name="_Hlk220419305"/>
             <w:r>
               <w:rPr>
                 <w:rFonts w:ascii="Times New Roman" w:hAnsi="Times New Roman" w:cs="Times New Roman"/>
@@ -4741,7 +4739,7 @@
           </w:p>
         </w:tc>
       </w:tr>
-      <w:bookmarkEnd w:id="1"/>
+      <w:bookmarkEnd w:id="0"/>
     </w:tbl>
     <w:p>
       <w:pPr>
@@ -6254,7 +6252,7 @@
           </w:p>
         </w:tc>
       </w:tr>
-      <w:bookmarkEnd w:id="2"/>
+      <w:bookmarkEnd w:id="1"/>
       <w:tr>
         <w:trPr>
           <w:trHeight w:val="1472"/>
@@ -6686,7 +6684,6 @@
               <w:rPr>
                 <w:rFonts w:ascii="Times New Roman" w:hAnsi="Times New Roman" w:cs="Times New Roman"/>
                 <w:i w:val="0"/>
-                <w:iCs/>
                 <w:sz w:val="24"/>
                 <w:szCs w:val="24"/>
                 <w:lang w:val="en-US"/>
@@ -6696,12 +6693,31 @@
               <w:rPr>
                 <w:rFonts w:ascii="Times New Roman" w:hAnsi="Times New Roman" w:cs="Times New Roman"/>
                 <w:i w:val="0"/>
-                <w:iCs/>
+                <w:sz w:val="24"/>
+                <w:szCs w:val="24"/>
+              </w:rPr>
+              <w:t>invoice_id, movement_id, product, quantity, unit, unit_price</w:t>
+            </w:r>
+            <w:r>
+              <w:rPr>
+                <w:rFonts w:ascii="Times New Roman" w:hAnsi="Times New Roman" w:cs="Times New Roman"/>
+                <w:i w:val="0"/>
                 <w:sz w:val="24"/>
                 <w:szCs w:val="24"/>
                 <w:lang w:val="en-US"/>
               </w:rPr>
-              <w:t>invoice_id, movement_id, product, quantity, unit, unit_price</w:t>
+              <w:t xml:space="preserve">, </w:t>
+            </w:r>
+            <w:bookmarkStart w:id="2" w:name="_GoBack"/>
+            <w:bookmarkEnd w:id="2"/>
+            <w:r>
+              <w:rPr>
+                <w:rFonts w:ascii="Times New Roman" w:hAnsi="Times New Roman" w:cs="Times New Roman"/>
+                <w:i w:val="0"/>
+                <w:sz w:val="24"/>
+                <w:szCs w:val="24"/>
+              </w:rPr>
+              <w:t>total_price, customer, date, created, modified</w:t>
             </w:r>
           </w:p>
           <w:p>
@@ -6717,17 +6733,6 @@
                 <w:lang w:val="en-US"/>
               </w:rPr>
             </w:pPr>
-            <w:r>
-              <w:rPr>
-                <w:rFonts w:ascii="Times New Roman" w:hAnsi="Times New Roman" w:cs="Times New Roman"/>
-                <w:i w:val="0"/>
-                <w:iCs/>
-                <w:sz w:val="24"/>
-                <w:szCs w:val="24"/>
-                <w:lang w:val="en-US"/>
-              </w:rPr>
-              <w:t>total_price, customer, date, created, modified</w:t>
-            </w:r>
           </w:p>
         </w:tc>
         <w:tc>
@@ -10459,7 +10464,6 @@
   <w:style w:type="character" w:default="1" w:styleId="a0">
     <w:name w:val="Default Paragraph Font"/>
     <w:uiPriority w:val="1"/>
-    <w:semiHidden/>
     <w:unhideWhenUsed/>
   </w:style>
   <w:style w:type="table" w:default="1" w:styleId="a1">
@@ -10864,7 +10868,7 @@
 </file>
 
 <file path=customXml/itemProps1.xml><?xml version="1.0" encoding="utf-8"?>
-<ds:datastoreItem xmlns:ds="http://schemas.openxmlformats.org/officeDocument/2006/customXml" ds:itemID="{D315250F-6E9E-464D-AC1F-E78D0EA37E49}">
+<ds:datastoreItem xmlns:ds="http://schemas.openxmlformats.org/officeDocument/2006/customXml" ds:itemID="{1FD4D0ED-3636-4E2D-9CF9-855D7F322CCB}">
   <ds:schemaRefs>
     <ds:schemaRef ds:uri="http://schemas.openxmlformats.org/officeDocument/2006/bibliography"/>
   </ds:schemaRefs>
